--- a/Introduccion a la Ingenieria/Kit docente/Clase 7/Guion Docente Clase 7 - Ciclo de vida de los proyectos de ingenieria.docx
+++ b/Introduccion a la Ingenieria/Kit docente/Clase 7/Guion Docente Clase 7 - Ciclo de vida de los proyectos de ingenieria.docx
@@ -69,7 +69,7 @@
           <w:color w:val="4A4A49"/>
           <w:sz w:val="22"/>
         </w:rPr>
-        <w:t>Tipo: Clase virtual sincrónica por Google Meet · Sesión 7 de 16 · corresponde al tema 7 del microcurrículo</w:t>
+        <w:t>Tipo: Clase virtual sincrónica por Google Meet · Sesión 5 de 11 (sesión doble junto con la Clase 8) · corresponde al tema 7 del microcurrículo</w:t>
       </w:r>
     </w:p>
     <w:p>
@@ -169,6 +169,7 @@
       <w:r>
         <w:rPr>
           <w:rFonts w:ascii="Consolas" w:hAnsi="Consolas"/>
+          <w:b w:val="0"/>
           <w:color w:val="111111"/>
           <w:sz w:val="21"/>
         </w:rPr>
@@ -780,7 +781,7 @@
           <w:color w:val="4A4A49"/>
           <w:sz w:val="22"/>
         </w:rPr>
-        <w:t>El uso práctico de la tabla es una pregunta que los equipos van a responder en el taller: *¿qué decisión que estamos tomando hoy sería carísima cambiar en la sesión 14?* Casi siempre la respuesta es un requisito mal entendido o una restricción ignorada, y hacer la pregunta hoy es lo que la vuelve barata.</w:t>
+        <w:t>El uso práctico de la tabla es una pregunta que los equipos van a responder en el taller: *¿qué decisión que estamos tomando hoy sería carísima cambiar en la Clase 14?* Casi siempre la respuesta es un requisito mal entendido o una restricción ignorada, y hacer la pregunta hoy es lo que la vuelve barata.</w:t>
       </w:r>
     </w:p>
     <w:p>
@@ -881,7 +882,7 @@
           <w:color w:val="4A4A49"/>
           <w:sz w:val="22"/>
         </w:rPr>
-        <w:t>. Una corta en las sesiones 10 y 11 —prototipo de baja fidelidad, prueba, corrección— y otra en las sesiones 12 a 14, con la retroalimentación de la presentación de avances. No es una decisión estética del docente: es la manera de que el error de requisitos aparezca en la sesión 10 y no en la 15, cuando ya no hay tiempo.</w:t>
+        <w:t>. Una corta en las sesiones 10 y 11 —prototipo de baja fidelidad, prueba, corrección— y otra en las Clases 12 a 14, con la retroalimentación de la presentación de avances. No es una decisión estética del docente: es la manera de que el error de requisitos aparezca en la sesión 10 y no en la 15, cuando ya no hay tiempo.</w:t>
       </w:r>
     </w:p>
     <w:p>
@@ -1008,7 +1009,7 @@
           <w:color w:val="4A4A49"/>
           <w:sz w:val="22"/>
         </w:rPr>
-        <w:t xml:space="preserve"> es un punto del calendario donde algo queda terminado y verificable. Es el concepto que salva el proyecto de la última semana: «vamos avanzando» no es un hito; «en la sesión 10 hay tres pantallas probadas con un usuario» sí. En el taller de hoy se les pide el plan de hitos hasta la sesión 15, y conviene revisarlo con severidad, porque un plan con todo el trabajo en la sesión 14 es un proyecto que va a fallar y todavía se puede corregir.</w:t>
+        <w:t xml:space="preserve"> es un punto del calendario donde algo queda terminado y verificable. Es el concepto que salva el proyecto de la última semana: «vamos avanzando» no es un hito; «en la sesión 10 hay tres pantallas probadas con un usuario» sí. En el taller de hoy se les pide el plan de hitos hasta la Clase 15, y conviene revisarlo con severidad, porque un plan con todo el trabajo en la Clase 14 es un proyecto que va a fallar y todavía se puede corregir.</w:t>
       </w:r>
     </w:p>
     <w:p>
@@ -1062,6 +1063,7 @@
       <w:r>
         <w:rPr>
           <w:rFonts w:ascii="Consolas" w:hAnsi="Consolas"/>
+          <w:b w:val="0"/>
           <w:color w:val="111111"/>
           <w:sz w:val="21"/>
         </w:rPr>
@@ -1229,7 +1231,7 @@
           <w:color w:val="4A4A49"/>
           <w:sz w:val="22"/>
         </w:rPr>
-        <w:t>Para la sesión 8</w:t>
+        <w:t>Para la Clase 8</w:t>
       </w:r>
     </w:p>
     <w:p>
@@ -1656,7 +1658,7 @@
           <w:color w:val="4A4A49"/>
           <w:sz w:val="22"/>
         </w:rPr>
-        <w:t xml:space="preserve"> revise el plan de hitos con severidad. Si todo el trabajo cae en la sesión 14, dígalo ahora: es un proyecto que va a fallar y todavía hay nueve sesiones para arreglarlo.</w:t>
+        <w:t xml:space="preserve"> revise el plan de hitos con severidad. Si todo el trabajo cae en la Clase 14, dígalo ahora: es un proyecto que va a fallar y todavía hay nueve sesiones para arreglarlo.</w:t>
       </w:r>
     </w:p>
     <w:p>
@@ -2107,7 +2109,7 @@
                 <w:color w:val="4A4A49"/>
                 <w:sz w:val="20"/>
               </w:rPr>
-              <w:t>Un plan con todo el trabajo en la sesión 14</w:t>
+              <w:t>Un plan con todo el trabajo en la Clase 14</w:t>
             </w:r>
           </w:p>
         </w:tc>
@@ -2123,7 +2125,7 @@
                 <w:color w:val="4A4A49"/>
                 <w:sz w:val="20"/>
               </w:rPr>
-              <w:t>Es el patrón exacto de los proyectos que no se entregan, y desperdicia la retroalimentación gratis de la sesión 12.</w:t>
+              <w:t>Es el patrón exacto de los proyectos que no se entregan, y desperdicia la retroalimentación gratis de la Clase 12.</w:t>
             </w:r>
           </w:p>
         </w:tc>
@@ -2139,7 +2141,7 @@
                 <w:color w:val="4A4A49"/>
                 <w:sz w:val="20"/>
               </w:rPr>
-              <w:t>Un hito verificable en la sesión 10, aunque sea mínimo. La sesión 14 se reserva para ensayar, no para construir.</w:t>
+              <w:t>Un hito verificable en la Clase 10, aunque sea mínimo. La Clase 14 se reserva para ensayar, no para construir.</w:t>
             </w:r>
           </w:p>
         </w:tc>
@@ -2212,7 +2214,7 @@
           <w:color w:val="4A4A49"/>
           <w:sz w:val="22"/>
         </w:rPr>
-        <w:t>Hoy, cinco: tres funcionales y dos no funcionales. Y es a propósito. Un proyecto de primer semestre con veinte requisitos no cumple ninguno; con cinco bien escritos y con criterio de aceptación se puede demostrar en la sesión 16 que funcionan. Se califica que sean verificables, no que sean muchos.</w:t>
+        <w:t>Hoy, cinco: tres funcionales y dos no funcionales. Y es a propósito. Un proyecto de primer semestre con veinte requisitos no cumple ninguno; con cinco bien escritos y con criterio de aceptación se puede demostrar en la Clase 16 que funcionan. Se califica que sean verificables, no que sean muchos.</w:t>
       </w:r>
     </w:p>
     <w:p>
@@ -2232,7 +2234,7 @@
           <w:color w:val="4A4A49"/>
           <w:sz w:val="22"/>
         </w:rPr>
-        <w:t>Va a pasar, y no es una falla del usuario: es la razón de ser del enfoque iterativo. Por eso el prototipo de la sesión 10 es de baja fidelidad y se prueba con alguien ajeno: para que el cambio de opinión ocurra cuando corregir cuesta un dibujo. Lo que no se puede es enterarse en la sesión 15.</w:t>
+        <w:t>Va a pasar, y no es una falla del usuario: es la razón de ser del enfoque iterativo. Por eso el prototipo de la sesión 10 es de baja fidelidad y se prueba con alguien ajeno: para que el cambio de opinión ocurra cuando corregir cuesta un dibujo. Lo que no se puede es enterarse en la Clase 15.</w:t>
       </w:r>
     </w:p>
     <w:p>
@@ -2462,6 +2464,7 @@
       <w:r>
         <w:rPr>
           <w:rFonts w:ascii="Consolas" w:hAnsi="Consolas"/>
+          <w:b w:val="0"/>
           <w:color w:val="111111"/>
           <w:sz w:val="21"/>
         </w:rPr>
@@ -2483,6 +2486,7 @@
       <w:r>
         <w:rPr>
           <w:rFonts w:ascii="Consolas" w:hAnsi="Consolas"/>
+          <w:b w:val="0"/>
           <w:color w:val="111111"/>
           <w:sz w:val="21"/>
         </w:rPr>
@@ -2520,6 +2524,7 @@
       <w:r>
         <w:rPr>
           <w:rFonts w:ascii="Consolas" w:hAnsi="Consolas"/>
+          <w:b w:val="0"/>
           <w:color w:val="111111"/>
           <w:sz w:val="21"/>
         </w:rPr>
@@ -2541,6 +2546,7 @@
       <w:r>
         <w:rPr>
           <w:rFonts w:ascii="Consolas" w:hAnsi="Consolas"/>
+          <w:b w:val="0"/>
           <w:color w:val="111111"/>
           <w:sz w:val="21"/>
         </w:rPr>

--- a/Introduccion a la Ingenieria/Kit docente/Clase 7/Guion Docente Clase 7 - Ciclo de vida de los proyectos de ingenieria.docx
+++ b/Introduccion a la Ingenieria/Kit docente/Clase 7/Guion Docente Clase 7 - Ciclo de vida de los proyectos de ingenieria.docx
@@ -69,7 +69,7 @@
           <w:color w:val="4A4A49"/>
           <w:sz w:val="22"/>
         </w:rPr>
-        <w:t>Tipo: Clase virtual sincrónica por Google Meet · Sesión 5 de 11 (sesión doble junto con la Clase 8) · corresponde al tema 7 del microcurrículo</w:t>
+        <w:t>Tipo: Clase virtual sincrónica por Microsoft Teams · Sesión 5 de 11 (sesión doble junto con la Clase 8) · corresponde al tema 7 del microcurrículo</w:t>
       </w:r>
     </w:p>
     <w:p>
@@ -98,7 +98,7 @@
           <w:color w:val="4A4A49"/>
           <w:sz w:val="22"/>
         </w:rPr>
-        <w:t xml:space="preserve"> por Google Meet · actividades en plataformas gratuitas en la nube · los 5 equipos trabajan en </w:t>
+        <w:t xml:space="preserve"> por Microsoft Teams · actividades en plataformas gratuitas en la nube · los 5 equipos trabajan en </w:t>
       </w:r>
       <w:r>
         <w:rPr>
